--- a/Vibes/Homework1Kasmiersky.docx
+++ b/Vibes/Homework1Kasmiersky.docx
@@ -8178,8 +8178,7 @@
     </w:p>
     <w:p>
       <w:pPr>
-        <w:pStyle w:val="ListParagraph"/>
-        <w:ind w:left="1080"/>
+        <w:ind w:left="720"/>
         <w:rPr>
           <w:rFonts w:ascii="Cambria Math" w:eastAsiaTheme="minorEastAsia" w:hAnsi="Cambria Math"/>
         </w:rPr>
@@ -8190,7 +8189,7 @@
             <w:rPr>
               <w:rFonts w:ascii="Cambria Math" w:eastAsiaTheme="minorEastAsia" w:hAnsi="Cambria Math"/>
             </w:rPr>
-            <m:t>-k</m:t>
+            <m:t>-</m:t>
           </m:r>
           <m:sSub>
             <m:sSubPr>
@@ -8206,7 +8205,7 @@
                 <w:rPr>
                   <w:rFonts w:ascii="Cambria Math" w:eastAsiaTheme="minorEastAsia" w:hAnsi="Cambria Math"/>
                 </w:rPr>
-                <m:t>x</m:t>
+                <m:t>f</m:t>
               </m:r>
             </m:e>
             <m:sub>
@@ -8222,7 +8221,7 @@
             <w:rPr>
               <w:rFonts w:ascii="Cambria Math" w:eastAsiaTheme="minorEastAsia" w:hAnsi="Cambria Math"/>
             </w:rPr>
-            <m:t>-b</m:t>
+            <m:t>-</m:t>
           </m:r>
           <m:sSub>
             <m:sSubPr>
@@ -8238,7 +8237,7 @@
                 <w:rPr>
                   <w:rFonts w:ascii="Cambria Math" w:eastAsiaTheme="minorEastAsia" w:hAnsi="Cambria Math"/>
                 </w:rPr>
-                <m:t>x</m:t>
+                <m:t>f</m:t>
               </m:r>
             </m:e>
             <m:sub>
@@ -8269,6 +8268,102 @@
       </w:pPr>
       <m:oMathPara>
         <m:oMath>
+          <m:r>
+            <w:rPr>
+              <w:rFonts w:ascii="Cambria Math" w:eastAsiaTheme="minorEastAsia" w:hAnsi="Cambria Math"/>
+            </w:rPr>
+            <m:t>-k</m:t>
+          </m:r>
+          <m:sSub>
+            <m:sSubPr>
+              <m:ctrlPr>
+                <w:rPr>
+                  <w:rFonts w:ascii="Cambria Math" w:eastAsiaTheme="minorEastAsia" w:hAnsi="Cambria Math"/>
+                  <w:i/>
+                </w:rPr>
+              </m:ctrlPr>
+            </m:sSubPr>
+            <m:e>
+              <m:r>
+                <w:rPr>
+                  <w:rFonts w:ascii="Cambria Math" w:eastAsiaTheme="minorEastAsia" w:hAnsi="Cambria Math"/>
+                </w:rPr>
+                <m:t>x</m:t>
+              </m:r>
+            </m:e>
+            <m:sub>
+              <m:r>
+                <w:rPr>
+                  <w:rFonts w:ascii="Cambria Math" w:eastAsiaTheme="minorEastAsia" w:hAnsi="Cambria Math"/>
+                </w:rPr>
+                <m:t>s</m:t>
+              </m:r>
+            </m:sub>
+          </m:sSub>
+          <m:r>
+            <w:rPr>
+              <w:rFonts w:ascii="Cambria Math" w:eastAsiaTheme="minorEastAsia" w:hAnsi="Cambria Math"/>
+            </w:rPr>
+            <m:t>-b</m:t>
+          </m:r>
+          <m:sSub>
+            <m:sSubPr>
+              <m:ctrlPr>
+                <w:rPr>
+                  <w:rFonts w:ascii="Cambria Math" w:eastAsiaTheme="minorEastAsia" w:hAnsi="Cambria Math"/>
+                  <w:i/>
+                </w:rPr>
+              </m:ctrlPr>
+            </m:sSubPr>
+            <m:e>
+              <m:acc>
+                <m:accPr>
+                  <m:chr m:val="̇"/>
+                  <m:ctrlPr>
+                    <w:rPr>
+                      <w:rFonts w:ascii="Cambria Math" w:eastAsiaTheme="minorEastAsia" w:hAnsi="Cambria Math"/>
+                      <w:i/>
+                    </w:rPr>
+                  </m:ctrlPr>
+                </m:accPr>
+                <m:e>
+                  <m:r>
+                    <w:rPr>
+                      <w:rFonts w:ascii="Cambria Math" w:eastAsiaTheme="minorEastAsia" w:hAnsi="Cambria Math"/>
+                    </w:rPr>
+                    <m:t>x</m:t>
+                  </m:r>
+                </m:e>
+              </m:acc>
+            </m:e>
+            <m:sub>
+              <m:r>
+                <w:rPr>
+                  <w:rFonts w:ascii="Cambria Math" w:eastAsiaTheme="minorEastAsia" w:hAnsi="Cambria Math"/>
+                </w:rPr>
+                <m:t>d</m:t>
+              </m:r>
+            </m:sub>
+          </m:sSub>
+          <m:r>
+            <w:rPr>
+              <w:rFonts w:ascii="Cambria Math" w:eastAsiaTheme="minorEastAsia" w:hAnsi="Cambria Math"/>
+            </w:rPr>
+            <m:t>=0</m:t>
+          </m:r>
+        </m:oMath>
+      </m:oMathPara>
+    </w:p>
+    <w:p>
+      <w:pPr>
+        <w:pStyle w:val="ListParagraph"/>
+        <w:ind w:left="1080"/>
+        <w:rPr>
+          <w:rFonts w:ascii="Cambria Math" w:eastAsiaTheme="minorEastAsia" w:hAnsi="Cambria Math"/>
+        </w:rPr>
+      </w:pPr>
+      <m:oMathPara>
+        <m:oMath>
           <m:sSub>
             <m:sSubPr>
               <m:ctrlPr>
@@ -8339,6 +8434,83 @@
     <w:p>
       <w:pPr>
         <w:pStyle w:val="ListParagraph"/>
+        <w:ind w:left="1080"/>
+        <w:rPr>
+          <w:rFonts w:ascii="Cambria Math" w:eastAsiaTheme="minorEastAsia" w:hAnsi="Cambria Math"/>
+        </w:rPr>
+      </w:pPr>
+      <m:oMathPara>
+        <m:oMath>
+          <m:sSub>
+            <m:sSubPr>
+              <m:ctrlPr>
+                <w:rPr>
+                  <w:rFonts w:ascii="Cambria Math" w:eastAsiaTheme="minorEastAsia" w:hAnsi="Cambria Math"/>
+                  <w:i/>
+                </w:rPr>
+              </m:ctrlPr>
+            </m:sSubPr>
+            <m:e>
+              <m:r>
+                <w:rPr>
+                  <w:rFonts w:ascii="Cambria Math" w:eastAsiaTheme="minorEastAsia" w:hAnsi="Cambria Math"/>
+                </w:rPr>
+                <m:t>v</m:t>
+              </m:r>
+            </m:e>
+            <m:sub>
+              <m:r>
+                <w:rPr>
+                  <w:rFonts w:ascii="Cambria Math" w:eastAsiaTheme="minorEastAsia" w:hAnsi="Cambria Math"/>
+                </w:rPr>
+                <m:t>s</m:t>
+              </m:r>
+            </m:sub>
+          </m:sSub>
+          <m:r>
+            <w:rPr>
+              <w:rFonts w:ascii="Cambria Math" w:eastAsiaTheme="minorEastAsia" w:hAnsi="Cambria Math"/>
+            </w:rPr>
+            <m:t>=</m:t>
+          </m:r>
+          <m:sSub>
+            <m:sSubPr>
+              <m:ctrlPr>
+                <w:rPr>
+                  <w:rFonts w:ascii="Cambria Math" w:eastAsiaTheme="minorEastAsia" w:hAnsi="Cambria Math"/>
+                  <w:i/>
+                </w:rPr>
+              </m:ctrlPr>
+            </m:sSubPr>
+            <m:e>
+              <m:r>
+                <w:rPr>
+                  <w:rFonts w:ascii="Cambria Math" w:eastAsiaTheme="minorEastAsia" w:hAnsi="Cambria Math"/>
+                </w:rPr>
+                <m:t>v</m:t>
+              </m:r>
+            </m:e>
+            <m:sub>
+              <m:r>
+                <w:rPr>
+                  <w:rFonts w:ascii="Cambria Math" w:eastAsiaTheme="minorEastAsia" w:hAnsi="Cambria Math"/>
+                </w:rPr>
+                <m:t>d</m:t>
+              </m:r>
+            </m:sub>
+          </m:sSub>
+          <m:r>
+            <w:rPr>
+              <w:rFonts w:ascii="Cambria Math" w:eastAsiaTheme="minorEastAsia" w:hAnsi="Cambria Math"/>
+            </w:rPr>
+            <m:t>=v</m:t>
+          </m:r>
+        </m:oMath>
+      </m:oMathPara>
+    </w:p>
+    <w:p>
+      <w:pPr>
+        <w:pStyle w:val="ListParagraph"/>
         <w:numPr>
           <w:ilvl w:val="0"/>
           <w:numId w:val="12"/>
@@ -8347,9 +8519,1253 @@
           <w:rFonts w:ascii="Cambria Math" w:eastAsiaTheme="minorEastAsia" w:hAnsi="Cambria Math"/>
         </w:rPr>
       </w:pPr>
+      <w:r>
+        <w:rPr>
+          <w:rFonts w:ascii="Cambria Math" w:eastAsiaTheme="minorEastAsia" w:hAnsi="Cambria Math"/>
+        </w:rPr>
+        <w:t xml:space="preserve">Use </w:t>
+      </w:r>
+      <w:proofErr w:type="spellStart"/>
+      <w:r>
+        <w:rPr>
+          <w:rFonts w:ascii="Cambria Math" w:eastAsiaTheme="minorEastAsia" w:hAnsi="Cambria Math"/>
+        </w:rPr>
+        <w:t>Matlab</w:t>
+      </w:r>
+      <w:proofErr w:type="spellEnd"/>
+      <w:r>
+        <w:rPr>
+          <w:rFonts w:ascii="Cambria Math" w:eastAsiaTheme="minorEastAsia" w:hAnsi="Cambria Math"/>
+        </w:rPr>
+        <w:t xml:space="preserve"> to produce a graph relating the spring’s velocity to its displacement, considering forces in the spring ranging from -6N to 6N, by following these steps:</w:t>
+      </w:r>
+    </w:p>
+    <w:p>
+      <w:pPr>
+        <w:pStyle w:val="ListParagraph"/>
+        <w:numPr>
+          <w:ilvl w:val="0"/>
+          <w:numId w:val="13"/>
+        </w:numPr>
+        <w:rPr>
+          <w:rFonts w:ascii="Cambria Math" w:eastAsiaTheme="minorEastAsia" w:hAnsi="Cambria Math"/>
+        </w:rPr>
+      </w:pPr>
+      <w:r>
+        <w:rPr>
+          <w:rFonts w:ascii="Cambria Math" w:eastAsiaTheme="minorEastAsia" w:hAnsi="Cambria Math"/>
+        </w:rPr>
+        <w:t xml:space="preserve">Start by thinking about how to find just one point on the graph you are seeking if you are given the </w:t>
+      </w:r>
+      <w:proofErr w:type="gramStart"/>
+      <w:r>
+        <w:rPr>
+          <w:rFonts w:ascii="Cambria Math" w:eastAsiaTheme="minorEastAsia" w:hAnsi="Cambria Math"/>
+        </w:rPr>
+        <w:t>springs</w:t>
+      </w:r>
+      <w:proofErr w:type="gramEnd"/>
+      <w:r>
+        <w:rPr>
+          <w:rFonts w:ascii="Cambria Math" w:eastAsiaTheme="minorEastAsia" w:hAnsi="Cambria Math"/>
+        </w:rPr>
+        <w:t xml:space="preserve"> velocity or its displacement. For </w:t>
+      </w:r>
+      <m:oMath>
+        <m:sSub>
+          <m:sSubPr>
+            <m:ctrlPr>
+              <w:rPr>
+                <w:rFonts w:ascii="Cambria Math" w:eastAsiaTheme="minorEastAsia" w:hAnsi="Cambria Math"/>
+                <w:i/>
+              </w:rPr>
+            </m:ctrlPr>
+          </m:sSubPr>
+          <m:e>
+            <m:r>
+              <w:rPr>
+                <w:rFonts w:ascii="Cambria Math" w:eastAsiaTheme="minorEastAsia" w:hAnsi="Cambria Math"/>
+              </w:rPr>
+              <m:t>x</m:t>
+            </m:r>
+          </m:e>
+          <m:sub>
+            <m:r>
+              <w:rPr>
+                <w:rFonts w:ascii="Cambria Math" w:eastAsiaTheme="minorEastAsia" w:hAnsi="Cambria Math"/>
+              </w:rPr>
+              <m:t>s</m:t>
+            </m:r>
+          </m:sub>
+        </m:sSub>
+        <m:r>
+          <w:rPr>
+            <w:rFonts w:ascii="Cambria Math" w:eastAsiaTheme="minorEastAsia" w:hAnsi="Cambria Math"/>
+          </w:rPr>
+          <m:t>=3mm,</m:t>
+        </m:r>
+      </m:oMath>
+      <w:r>
+        <w:rPr>
+          <w:rFonts w:ascii="Cambria Math" w:eastAsiaTheme="minorEastAsia" w:hAnsi="Cambria Math"/>
+        </w:rPr>
+        <w:t xml:space="preserve"> use the constitutive law graphs, force balance, and continuity equations as necessary to find </w:t>
+      </w:r>
+      <m:oMath>
+        <m:sSub>
+          <m:sSubPr>
+            <m:ctrlPr>
+              <w:rPr>
+                <w:rFonts w:ascii="Cambria Math" w:eastAsiaTheme="minorEastAsia" w:hAnsi="Cambria Math"/>
+                <w:i/>
+              </w:rPr>
+            </m:ctrlPr>
+          </m:sSubPr>
+          <m:e>
+            <m:r>
+              <w:rPr>
+                <w:rFonts w:ascii="Cambria Math" w:eastAsiaTheme="minorEastAsia" w:hAnsi="Cambria Math"/>
+              </w:rPr>
+              <m:t>f</m:t>
+            </m:r>
+          </m:e>
+          <m:sub>
+            <m:r>
+              <w:rPr>
+                <w:rFonts w:ascii="Cambria Math" w:eastAsiaTheme="minorEastAsia" w:hAnsi="Cambria Math"/>
+              </w:rPr>
+              <m:t>s</m:t>
+            </m:r>
+          </m:sub>
+        </m:sSub>
+        <m:r>
+          <w:rPr>
+            <w:rFonts w:ascii="Cambria Math" w:eastAsiaTheme="minorEastAsia" w:hAnsi="Cambria Math"/>
+          </w:rPr>
+          <m:t xml:space="preserve">, </m:t>
+        </m:r>
+        <m:sSub>
+          <m:sSubPr>
+            <m:ctrlPr>
+              <w:rPr>
+                <w:rFonts w:ascii="Cambria Math" w:eastAsiaTheme="minorEastAsia" w:hAnsi="Cambria Math"/>
+                <w:i/>
+              </w:rPr>
+            </m:ctrlPr>
+          </m:sSubPr>
+          <m:e>
+            <m:r>
+              <w:rPr>
+                <w:rFonts w:ascii="Cambria Math" w:eastAsiaTheme="minorEastAsia" w:hAnsi="Cambria Math"/>
+              </w:rPr>
+              <m:t>f</m:t>
+            </m:r>
+          </m:e>
+          <m:sub>
+            <m:r>
+              <w:rPr>
+                <w:rFonts w:ascii="Cambria Math" w:eastAsiaTheme="minorEastAsia" w:hAnsi="Cambria Math"/>
+              </w:rPr>
+              <m:t>d</m:t>
+            </m:r>
+          </m:sub>
+        </m:sSub>
+        <m:r>
+          <w:rPr>
+            <w:rFonts w:ascii="Cambria Math" w:eastAsiaTheme="minorEastAsia" w:hAnsi="Cambria Math"/>
+          </w:rPr>
+          <m:t xml:space="preserve"> ,</m:t>
+        </m:r>
+        <m:sSub>
+          <m:sSubPr>
+            <m:ctrlPr>
+              <w:rPr>
+                <w:rFonts w:ascii="Cambria Math" w:eastAsiaTheme="minorEastAsia" w:hAnsi="Cambria Math"/>
+                <w:i/>
+              </w:rPr>
+            </m:ctrlPr>
+          </m:sSubPr>
+          <m:e>
+            <m:r>
+              <w:rPr>
+                <w:rFonts w:ascii="Cambria Math" w:eastAsiaTheme="minorEastAsia" w:hAnsi="Cambria Math"/>
+              </w:rPr>
+              <m:t>v</m:t>
+            </m:r>
+          </m:e>
+          <m:sub>
+            <m:r>
+              <w:rPr>
+                <w:rFonts w:ascii="Cambria Math" w:eastAsiaTheme="minorEastAsia" w:hAnsi="Cambria Math"/>
+              </w:rPr>
+              <m:t>d</m:t>
+            </m:r>
+          </m:sub>
+        </m:sSub>
+        <m:r>
+          <w:rPr>
+            <w:rFonts w:ascii="Cambria Math" w:eastAsiaTheme="minorEastAsia" w:hAnsi="Cambria Math"/>
+          </w:rPr>
+          <m:t>,</m:t>
+        </m:r>
+      </m:oMath>
+      <w:r>
+        <w:rPr>
+          <w:rFonts w:ascii="Cambria Math" w:eastAsiaTheme="minorEastAsia" w:hAnsi="Cambria Math"/>
+        </w:rPr>
+        <w:t xml:space="preserve"> and </w:t>
+      </w:r>
+      <m:oMath>
+        <m:sSub>
+          <m:sSubPr>
+            <m:ctrlPr>
+              <w:rPr>
+                <w:rFonts w:ascii="Cambria Math" w:eastAsiaTheme="minorEastAsia" w:hAnsi="Cambria Math"/>
+                <w:i/>
+              </w:rPr>
+            </m:ctrlPr>
+          </m:sSubPr>
+          <m:e>
+            <m:r>
+              <w:rPr>
+                <w:rFonts w:ascii="Cambria Math" w:eastAsiaTheme="minorEastAsia" w:hAnsi="Cambria Math"/>
+              </w:rPr>
+              <m:t>v</m:t>
+            </m:r>
+          </m:e>
+          <m:sub>
+            <m:r>
+              <w:rPr>
+                <w:rFonts w:ascii="Cambria Math" w:eastAsiaTheme="minorEastAsia" w:hAnsi="Cambria Math"/>
+              </w:rPr>
+              <m:t>s</m:t>
+            </m:r>
+          </m:sub>
+        </m:sSub>
+        <m:r>
+          <w:rPr>
+            <w:rFonts w:ascii="Cambria Math" w:eastAsiaTheme="minorEastAsia" w:hAnsi="Cambria Math"/>
+          </w:rPr>
+          <m:t>.</m:t>
+        </m:r>
+      </m:oMath>
+    </w:p>
+    <w:p>
+      <w:pPr>
+        <w:pStyle w:val="ListParagraph"/>
+        <w:ind w:left="1800"/>
+        <w:rPr>
+          <w:rFonts w:ascii="Cambria Math" w:eastAsiaTheme="minorEastAsia" w:hAnsi="Cambria Math"/>
+        </w:rPr>
+      </w:pPr>
+      <m:oMathPara>
+        <m:oMath>
+          <m:sSub>
+            <m:sSubPr>
+              <m:ctrlPr>
+                <w:rPr>
+                  <w:rFonts w:ascii="Cambria Math" w:eastAsiaTheme="minorEastAsia" w:hAnsi="Cambria Math"/>
+                  <w:i/>
+                </w:rPr>
+              </m:ctrlPr>
+            </m:sSubPr>
+            <m:e>
+              <m:r>
+                <w:rPr>
+                  <w:rFonts w:ascii="Cambria Math" w:eastAsiaTheme="minorEastAsia" w:hAnsi="Cambria Math"/>
+                </w:rPr>
+                <m:t>f</m:t>
+              </m:r>
+            </m:e>
+            <m:sub>
+              <m:r>
+                <w:rPr>
+                  <w:rFonts w:ascii="Cambria Math" w:eastAsiaTheme="minorEastAsia" w:hAnsi="Cambria Math"/>
+                </w:rPr>
+                <m:t>s</m:t>
+              </m:r>
+            </m:sub>
+          </m:sSub>
+          <m:d>
+            <m:dPr>
+              <m:ctrlPr>
+                <w:rPr>
+                  <w:rFonts w:ascii="Cambria Math" w:eastAsiaTheme="minorEastAsia" w:hAnsi="Cambria Math"/>
+                  <w:i/>
+                </w:rPr>
+              </m:ctrlPr>
+            </m:dPr>
+            <m:e>
+              <m:r>
+                <w:rPr>
+                  <w:rFonts w:ascii="Cambria Math" w:eastAsiaTheme="minorEastAsia" w:hAnsi="Cambria Math"/>
+                </w:rPr>
+                <m:t>3</m:t>
+              </m:r>
+            </m:e>
+          </m:d>
+          <m:r>
+            <w:rPr>
+              <w:rFonts w:ascii="Cambria Math" w:eastAsiaTheme="minorEastAsia" w:hAnsi="Cambria Math"/>
+            </w:rPr>
+            <m:t xml:space="preserve">=4 </m:t>
+          </m:r>
+          <m:d>
+            <m:dPr>
+              <m:ctrlPr>
+                <w:rPr>
+                  <w:rFonts w:ascii="Cambria Math" w:eastAsiaTheme="minorEastAsia" w:hAnsi="Cambria Math"/>
+                  <w:i/>
+                </w:rPr>
+              </m:ctrlPr>
+            </m:dPr>
+            <m:e>
+              <m:r>
+                <w:rPr>
+                  <w:rFonts w:ascii="Cambria Math" w:eastAsiaTheme="minorEastAsia" w:hAnsi="Cambria Math"/>
+                </w:rPr>
+                <m:t>graph</m:t>
+              </m:r>
+            </m:e>
+          </m:d>
+        </m:oMath>
+      </m:oMathPara>
+    </w:p>
+    <w:p>
+      <w:pPr>
+        <w:pStyle w:val="ListParagraph"/>
+        <w:ind w:left="1800"/>
+        <w:rPr>
+          <w:rFonts w:ascii="Cambria Math" w:eastAsiaTheme="minorEastAsia" w:hAnsi="Cambria Math"/>
+        </w:rPr>
+      </w:pPr>
+      <m:oMathPara>
+        <m:oMath>
+          <m:sSub>
+            <m:sSubPr>
+              <m:ctrlPr>
+                <w:rPr>
+                  <w:rFonts w:ascii="Cambria Math" w:eastAsiaTheme="minorEastAsia" w:hAnsi="Cambria Math"/>
+                  <w:i/>
+                </w:rPr>
+              </m:ctrlPr>
+            </m:sSubPr>
+            <m:e>
+              <m:r>
+                <w:rPr>
+                  <w:rFonts w:ascii="Cambria Math" w:eastAsiaTheme="minorEastAsia" w:hAnsi="Cambria Math"/>
+                </w:rPr>
+                <m:t>f</m:t>
+              </m:r>
+            </m:e>
+            <m:sub>
+              <m:r>
+                <w:rPr>
+                  <w:rFonts w:ascii="Cambria Math" w:eastAsiaTheme="minorEastAsia" w:hAnsi="Cambria Math"/>
+                </w:rPr>
+                <m:t>d</m:t>
+              </m:r>
+            </m:sub>
+          </m:sSub>
+          <m:r>
+            <w:rPr>
+              <w:rFonts w:ascii="Cambria Math" w:eastAsiaTheme="minorEastAsia" w:hAnsi="Cambria Math"/>
+            </w:rPr>
+            <m:t>=-f</m:t>
+          </m:r>
+          <m:d>
+            <m:dPr>
+              <m:ctrlPr>
+                <w:rPr>
+                  <w:rFonts w:ascii="Cambria Math" w:eastAsiaTheme="minorEastAsia" w:hAnsi="Cambria Math"/>
+                  <w:i/>
+                </w:rPr>
+              </m:ctrlPr>
+            </m:dPr>
+            <m:e>
+              <m:r>
+                <w:rPr>
+                  <w:rFonts w:ascii="Cambria Math" w:eastAsiaTheme="minorEastAsia" w:hAnsi="Cambria Math"/>
+                </w:rPr>
+                <m:t>3</m:t>
+              </m:r>
+            </m:e>
+          </m:d>
+          <m:r>
+            <w:rPr>
+              <w:rFonts w:ascii="Cambria Math" w:eastAsiaTheme="minorEastAsia" w:hAnsi="Cambria Math"/>
+            </w:rPr>
+            <m:t>=-4</m:t>
+          </m:r>
+        </m:oMath>
+      </m:oMathPara>
+    </w:p>
+    <w:p>
+      <w:pPr>
+        <w:pStyle w:val="ListParagraph"/>
+        <w:ind w:left="1800"/>
+        <w:rPr>
+          <w:rFonts w:ascii="Cambria Math" w:eastAsiaTheme="minorEastAsia" w:hAnsi="Cambria Math"/>
+        </w:rPr>
+      </w:pPr>
+      <m:oMathPara>
+        <m:oMath>
+          <m:sSub>
+            <m:sSubPr>
+              <m:ctrlPr>
+                <w:rPr>
+                  <w:rFonts w:ascii="Cambria Math" w:eastAsiaTheme="minorEastAsia" w:hAnsi="Cambria Math"/>
+                  <w:i/>
+                </w:rPr>
+              </m:ctrlPr>
+            </m:sSubPr>
+            <m:e>
+              <m:r>
+                <w:rPr>
+                  <w:rFonts w:ascii="Cambria Math" w:eastAsiaTheme="minorEastAsia" w:hAnsi="Cambria Math"/>
+                </w:rPr>
+                <m:t>f</m:t>
+              </m:r>
+            </m:e>
+            <m:sub>
+              <m:r>
+                <w:rPr>
+                  <w:rFonts w:ascii="Cambria Math" w:eastAsiaTheme="minorEastAsia" w:hAnsi="Cambria Math"/>
+                </w:rPr>
+                <m:t>d</m:t>
+              </m:r>
+            </m:sub>
+          </m:sSub>
+          <m:r>
+            <w:rPr>
+              <w:rFonts w:ascii="Cambria Math" w:eastAsiaTheme="minorEastAsia" w:hAnsi="Cambria Math"/>
+            </w:rPr>
+            <m:t>=-4→</m:t>
+          </m:r>
+          <m:sSub>
+            <m:sSubPr>
+              <m:ctrlPr>
+                <w:rPr>
+                  <w:rFonts w:ascii="Cambria Math" w:eastAsiaTheme="minorEastAsia" w:hAnsi="Cambria Math"/>
+                  <w:i/>
+                </w:rPr>
+              </m:ctrlPr>
+            </m:sSubPr>
+            <m:e>
+              <m:r>
+                <w:rPr>
+                  <w:rFonts w:ascii="Cambria Math" w:eastAsiaTheme="minorEastAsia" w:hAnsi="Cambria Math"/>
+                </w:rPr>
+                <m:t>v</m:t>
+              </m:r>
+            </m:e>
+            <m:sub>
+              <m:r>
+                <w:rPr>
+                  <w:rFonts w:ascii="Cambria Math" w:eastAsiaTheme="minorEastAsia" w:hAnsi="Cambria Math"/>
+                </w:rPr>
+                <m:t>d</m:t>
+              </m:r>
+            </m:sub>
+          </m:sSub>
+          <m:r>
+            <w:rPr>
+              <w:rFonts w:ascii="Cambria Math" w:eastAsiaTheme="minorEastAsia" w:hAnsi="Cambria Math"/>
+            </w:rPr>
+            <m:t xml:space="preserve">=-4 </m:t>
+          </m:r>
+          <m:d>
+            <m:dPr>
+              <m:ctrlPr>
+                <w:rPr>
+                  <w:rFonts w:ascii="Cambria Math" w:eastAsiaTheme="minorEastAsia" w:hAnsi="Cambria Math"/>
+                  <w:i/>
+                </w:rPr>
+              </m:ctrlPr>
+            </m:dPr>
+            <m:e>
+              <m:r>
+                <w:rPr>
+                  <w:rFonts w:ascii="Cambria Math" w:eastAsiaTheme="minorEastAsia" w:hAnsi="Cambria Math"/>
+                </w:rPr>
+                <m:t>graph</m:t>
+              </m:r>
+            </m:e>
+          </m:d>
+        </m:oMath>
+      </m:oMathPara>
+    </w:p>
+    <w:p>
+      <w:pPr>
+        <w:pStyle w:val="ListParagraph"/>
+        <w:ind w:left="1800"/>
+        <w:jc w:val="center"/>
+        <w:rPr>
+          <w:rFonts w:ascii="Cambria Math" w:eastAsiaTheme="minorEastAsia" w:hAnsi="Cambria Math"/>
+        </w:rPr>
+      </w:pPr>
+      <m:oMathPara>
+        <m:oMath>
+          <m:sSub>
+            <m:sSubPr>
+              <m:ctrlPr>
+                <w:rPr>
+                  <w:rFonts w:ascii="Cambria Math" w:eastAsiaTheme="minorEastAsia" w:hAnsi="Cambria Math"/>
+                  <w:i/>
+                </w:rPr>
+              </m:ctrlPr>
+            </m:sSubPr>
+            <m:e>
+              <m:r>
+                <w:rPr>
+                  <w:rFonts w:ascii="Cambria Math" w:eastAsiaTheme="minorEastAsia" w:hAnsi="Cambria Math"/>
+                </w:rPr>
+                <m:t>v</m:t>
+              </m:r>
+            </m:e>
+            <m:sub>
+              <m:r>
+                <w:rPr>
+                  <w:rFonts w:ascii="Cambria Math" w:eastAsiaTheme="minorEastAsia" w:hAnsi="Cambria Math"/>
+                </w:rPr>
+                <m:t>s</m:t>
+              </m:r>
+            </m:sub>
+          </m:sSub>
+          <m:r>
+            <w:rPr>
+              <w:rFonts w:ascii="Cambria Math" w:eastAsiaTheme="minorEastAsia" w:hAnsi="Cambria Math"/>
+            </w:rPr>
+            <m:t>=</m:t>
+          </m:r>
+          <m:sSub>
+            <m:sSubPr>
+              <m:ctrlPr>
+                <w:rPr>
+                  <w:rFonts w:ascii="Cambria Math" w:eastAsiaTheme="minorEastAsia" w:hAnsi="Cambria Math"/>
+                  <w:i/>
+                </w:rPr>
+              </m:ctrlPr>
+            </m:sSubPr>
+            <m:e>
+              <m:r>
+                <w:rPr>
+                  <w:rFonts w:ascii="Cambria Math" w:eastAsiaTheme="minorEastAsia" w:hAnsi="Cambria Math"/>
+                </w:rPr>
+                <m:t>v</m:t>
+              </m:r>
+            </m:e>
+            <m:sub>
+              <m:r>
+                <w:rPr>
+                  <w:rFonts w:ascii="Cambria Math" w:eastAsiaTheme="minorEastAsia" w:hAnsi="Cambria Math"/>
+                </w:rPr>
+                <m:t>d</m:t>
+              </m:r>
+            </m:sub>
+          </m:sSub>
+          <m:r>
+            <w:rPr>
+              <w:rFonts w:ascii="Cambria Math" w:eastAsiaTheme="minorEastAsia" w:hAnsi="Cambria Math"/>
+            </w:rPr>
+            <m:t>=-4</m:t>
+          </m:r>
+        </m:oMath>
+      </m:oMathPara>
+    </w:p>
+    <w:p>
+      <w:pPr>
+        <w:pStyle w:val="ListParagraph"/>
+        <w:numPr>
+          <w:ilvl w:val="0"/>
+          <w:numId w:val="13"/>
+        </w:numPr>
+        <w:rPr>
+          <w:rFonts w:ascii="Cambria Math" w:eastAsiaTheme="minorEastAsia" w:hAnsi="Cambria Math"/>
+        </w:rPr>
+      </w:pPr>
+      <w:r>
+        <w:rPr>
+          <w:rFonts w:ascii="Cambria Math" w:eastAsiaTheme="minorEastAsia" w:hAnsi="Cambria Math"/>
+        </w:rPr>
+        <w:t>In writing your code, it’s a good idea to break this problem down into parts. First,</w:t>
+      </w:r>
+      <w:r>
+        <w:rPr>
+          <w:rFonts w:ascii="Cambria Math" w:eastAsiaTheme="minorEastAsia" w:hAnsi="Cambria Math"/>
+        </w:rPr>
+        <w:t xml:space="preserve"> </w:t>
+      </w:r>
+      <w:r>
+        <w:rPr>
+          <w:rFonts w:ascii="Cambria Math" w:eastAsiaTheme="minorEastAsia" w:hAnsi="Cambria Math"/>
+        </w:rPr>
+        <w:t xml:space="preserve">recreate the constitutive law graphs shown for both the spring and the damper </w:t>
+      </w:r>
+      <w:proofErr w:type="gramStart"/>
+      <w:r>
+        <w:rPr>
+          <w:rFonts w:ascii="Cambria Math" w:eastAsiaTheme="minorEastAsia" w:hAnsi="Cambria Math"/>
+        </w:rPr>
+        <w:t>in order to</w:t>
+      </w:r>
+      <w:proofErr w:type="gramEnd"/>
+      <w:r>
+        <w:rPr>
+          <w:rFonts w:ascii="Cambria Math" w:eastAsiaTheme="minorEastAsia" w:hAnsi="Cambria Math"/>
+        </w:rPr>
+        <w:t xml:space="preserve"> </w:t>
+      </w:r>
+      <w:r>
+        <w:rPr>
+          <w:rFonts w:ascii="Cambria Math" w:eastAsiaTheme="minorEastAsia" w:hAnsi="Cambria Math"/>
+        </w:rPr>
+        <w:t>make sure that you have coded these constitutive laws correctly. Don’t forget axis labels and a</w:t>
+      </w:r>
+      <w:r>
+        <w:rPr>
+          <w:rFonts w:ascii="Cambria Math" w:eastAsiaTheme="minorEastAsia" w:hAnsi="Cambria Math"/>
+        </w:rPr>
+        <w:t xml:space="preserve"> </w:t>
+      </w:r>
+      <w:r>
+        <w:rPr>
+          <w:rFonts w:ascii="Cambria Math" w:eastAsiaTheme="minorEastAsia" w:hAnsi="Cambria Math"/>
+        </w:rPr>
+        <w:t>legend! It may help to consider whether the chunks of code that you write to capture the spring’s</w:t>
+      </w:r>
+      <w:r>
+        <w:rPr>
+          <w:rFonts w:ascii="Cambria Math" w:eastAsiaTheme="minorEastAsia" w:hAnsi="Cambria Math"/>
+        </w:rPr>
+        <w:t xml:space="preserve"> </w:t>
+      </w:r>
+      <w:r>
+        <w:rPr>
+          <w:rFonts w:ascii="Cambria Math" w:eastAsiaTheme="minorEastAsia" w:hAnsi="Cambria Math"/>
+        </w:rPr>
+        <w:t xml:space="preserve">constitutive law graph should start with </w:t>
+      </w:r>
+      <w:proofErr w:type="spellStart"/>
+      <w:r>
+        <w:rPr>
+          <w:rFonts w:ascii="Cambria Math" w:eastAsiaTheme="minorEastAsia" w:hAnsi="Cambria Math"/>
+        </w:rPr>
+        <w:t>xs</w:t>
+      </w:r>
+      <w:proofErr w:type="spellEnd"/>
+      <w:r>
+        <w:rPr>
+          <w:rFonts w:ascii="Cambria Math" w:eastAsiaTheme="minorEastAsia" w:hAnsi="Cambria Math"/>
+        </w:rPr>
+        <w:t xml:space="preserve"> and find fs, or vice versa. Same question for the</w:t>
+      </w:r>
+      <w:r>
+        <w:rPr>
+          <w:rFonts w:ascii="Cambria Math" w:eastAsiaTheme="minorEastAsia" w:hAnsi="Cambria Math"/>
+        </w:rPr>
+        <w:t xml:space="preserve"> </w:t>
+      </w:r>
+      <w:r>
+        <w:rPr>
+          <w:rFonts w:ascii="Cambria Math" w:eastAsiaTheme="minorEastAsia" w:hAnsi="Cambria Math"/>
+        </w:rPr>
+        <w:t xml:space="preserve">damper. Consider how you used the graphs when you solved the problem “by hand” in part </w:t>
+      </w:r>
+      <w:proofErr w:type="spellStart"/>
+      <w:r>
+        <w:rPr>
+          <w:rFonts w:ascii="Cambria Math" w:eastAsiaTheme="minorEastAsia" w:hAnsi="Cambria Math"/>
+        </w:rPr>
+        <w:t>i</w:t>
+      </w:r>
+      <w:proofErr w:type="spellEnd"/>
+      <w:r>
+        <w:rPr>
+          <w:rFonts w:ascii="Cambria Math" w:eastAsiaTheme="minorEastAsia" w:hAnsi="Cambria Math"/>
+        </w:rPr>
+        <w:t>.</w:t>
+      </w:r>
+    </w:p>
+    <w:p>
+      <w:pPr>
+        <w:jc w:val="center"/>
+        <w:rPr>
+          <w:rFonts w:ascii="Cambria Math" w:eastAsiaTheme="minorEastAsia" w:hAnsi="Cambria Math"/>
+        </w:rPr>
+      </w:pPr>
+      <w:r>
+        <w:lastRenderedPageBreak/>
+        <w:drawing>
+          <wp:inline distT="0" distB="0" distL="0" distR="0" wp14:anchorId="4A1301EA" wp14:editId="5D5E6A59">
+            <wp:extent cx="5724237" cy="3761117"/>
+            <wp:effectExtent l="0" t="0" r="0" b="0"/>
+            <wp:docPr id="719886277" name="Picture 1"/>
+            <wp:cNvGraphicFramePr>
+              <a:graphicFrameLocks xmlns:a="http://schemas.openxmlformats.org/drawingml/2006/main" noChangeAspect="1"/>
+            </wp:cNvGraphicFramePr>
+            <a:graphic xmlns:a="http://schemas.openxmlformats.org/drawingml/2006/main">
+              <a:graphicData uri="http://schemas.openxmlformats.org/drawingml/2006/picture">
+                <pic:pic xmlns:pic="http://schemas.openxmlformats.org/drawingml/2006/picture">
+                  <pic:nvPicPr>
+                    <pic:cNvPr id="719886277" name=""/>
+                    <pic:cNvPicPr/>
+                  </pic:nvPicPr>
+                  <pic:blipFill>
+                    <a:blip r:embed="rId82"/>
+                    <a:stretch>
+                      <a:fillRect/>
+                    </a:stretch>
+                  </pic:blipFill>
+                  <pic:spPr>
+                    <a:xfrm>
+                      <a:off x="0" y="0"/>
+                      <a:ext cx="5756749" cy="3782479"/>
+                    </a:xfrm>
+                    <a:prstGeom prst="rect">
+                      <a:avLst/>
+                    </a:prstGeom>
+                  </pic:spPr>
+                </pic:pic>
+              </a:graphicData>
+            </a:graphic>
+          </wp:inline>
+        </w:drawing>
+      </w:r>
+    </w:p>
+    <w:p>
+      <w:pPr>
+        <w:pStyle w:val="ListParagraph"/>
+        <w:numPr>
+          <w:ilvl w:val="0"/>
+          <w:numId w:val="13"/>
+        </w:numPr>
+        <w:rPr>
+          <w:rFonts w:ascii="Cambria Math" w:eastAsiaTheme="minorEastAsia" w:hAnsi="Cambria Math"/>
+        </w:rPr>
+      </w:pPr>
+      <w:r>
+        <w:rPr>
+          <w:rFonts w:ascii="Cambria Math" w:eastAsiaTheme="minorEastAsia" w:hAnsi="Cambria Math"/>
+        </w:rPr>
+        <w:t xml:space="preserve">Now plot the spring’s velocity </w:t>
+      </w:r>
+      <m:oMath>
+        <m:sSub>
+          <m:sSubPr>
+            <m:ctrlPr>
+              <w:rPr>
+                <w:rFonts w:ascii="Cambria Math" w:eastAsiaTheme="minorEastAsia" w:hAnsi="Cambria Math"/>
+                <w:i/>
+              </w:rPr>
+            </m:ctrlPr>
+          </m:sSubPr>
+          <m:e>
+            <m:r>
+              <w:rPr>
+                <w:rFonts w:ascii="Cambria Math" w:eastAsiaTheme="minorEastAsia" w:hAnsi="Cambria Math"/>
+              </w:rPr>
+              <m:t>v</m:t>
+            </m:r>
+          </m:e>
+          <m:sub>
+            <m:r>
+              <w:rPr>
+                <w:rFonts w:ascii="Cambria Math" w:eastAsiaTheme="minorEastAsia" w:hAnsi="Cambria Math"/>
+              </w:rPr>
+              <m:t>s</m:t>
+            </m:r>
+          </m:sub>
+        </m:sSub>
+      </m:oMath>
+      <w:r>
+        <w:rPr>
+          <w:rFonts w:ascii="Cambria Math" w:eastAsiaTheme="minorEastAsia" w:hAnsi="Cambria Math"/>
+        </w:rPr>
+        <w:t xml:space="preserve"> as a function of its displacement </w:t>
+      </w:r>
+      <m:oMath>
+        <m:r>
+          <w:rPr>
+            <w:rFonts w:ascii="Cambria Math" w:eastAsiaTheme="minorEastAsia" w:hAnsi="Cambria Math"/>
+          </w:rPr>
+          <m:t>(</m:t>
+        </m:r>
+        <m:sSub>
+          <m:sSubPr>
+            <m:ctrlPr>
+              <w:rPr>
+                <w:rFonts w:ascii="Cambria Math" w:eastAsiaTheme="minorEastAsia" w:hAnsi="Cambria Math"/>
+                <w:i/>
+              </w:rPr>
+            </m:ctrlPr>
+          </m:sSubPr>
+          <m:e>
+            <m:r>
+              <w:rPr>
+                <w:rFonts w:ascii="Cambria Math" w:eastAsiaTheme="minorEastAsia" w:hAnsi="Cambria Math"/>
+              </w:rPr>
+              <m:t>v</m:t>
+            </m:r>
+          </m:e>
+          <m:sub>
+            <m:r>
+              <w:rPr>
+                <w:rFonts w:ascii="Cambria Math" w:eastAsiaTheme="minorEastAsia" w:hAnsi="Cambria Math"/>
+              </w:rPr>
+              <m:t>s</m:t>
+            </m:r>
+          </m:sub>
+        </m:sSub>
+        <m:r>
+          <w:rPr>
+            <w:rFonts w:ascii="Cambria Math" w:eastAsiaTheme="minorEastAsia" w:hAnsi="Cambria Math"/>
+          </w:rPr>
+          <m:t>)</m:t>
+        </m:r>
+      </m:oMath>
+      <w:r>
+        <w:rPr>
+          <w:rFonts w:ascii="Cambria Math" w:eastAsiaTheme="minorEastAsia" w:hAnsi="Cambria Math"/>
+        </w:rPr>
+        <w:t xml:space="preserve"> as a function of its displacement </w:t>
+      </w:r>
+      <m:oMath>
+        <m:r>
+          <w:rPr>
+            <w:rFonts w:ascii="Cambria Math" w:eastAsiaTheme="minorEastAsia" w:hAnsi="Cambria Math"/>
+          </w:rPr>
+          <m:t>(</m:t>
+        </m:r>
+        <m:sSub>
+          <m:sSubPr>
+            <m:ctrlPr>
+              <w:rPr>
+                <w:rFonts w:ascii="Cambria Math" w:eastAsiaTheme="minorEastAsia" w:hAnsi="Cambria Math"/>
+                <w:i/>
+              </w:rPr>
+            </m:ctrlPr>
+          </m:sSubPr>
+          <m:e>
+            <m:r>
+              <w:rPr>
+                <w:rFonts w:ascii="Cambria Math" w:eastAsiaTheme="minorEastAsia" w:hAnsi="Cambria Math"/>
+              </w:rPr>
+              <m:t>x</m:t>
+            </m:r>
+          </m:e>
+          <m:sub>
+            <m:r>
+              <w:rPr>
+                <w:rFonts w:ascii="Cambria Math" w:eastAsiaTheme="minorEastAsia" w:hAnsi="Cambria Math"/>
+              </w:rPr>
+              <m:t>s</m:t>
+            </m:r>
+          </m:sub>
+        </m:sSub>
+        <m:r>
+          <w:rPr>
+            <w:rFonts w:ascii="Cambria Math" w:eastAsiaTheme="minorEastAsia" w:hAnsi="Cambria Math"/>
+          </w:rPr>
+          <m:t>)</m:t>
+        </m:r>
+      </m:oMath>
+      <w:r>
+        <w:rPr>
+          <w:rFonts w:ascii="Cambria Math" w:eastAsiaTheme="minorEastAsia" w:hAnsi="Cambria Math"/>
+        </w:rPr>
+        <w:t xml:space="preserve"> for forces in the spring ranging from -6N to +6N. Don’t forget axis labels.</w:t>
+      </w:r>
+    </w:p>
+    <w:p>
+      <w:pPr>
+        <w:jc w:val="center"/>
+        <w:rPr>
+          <w:rFonts w:ascii="Cambria Math" w:eastAsiaTheme="minorEastAsia" w:hAnsi="Cambria Math"/>
+        </w:rPr>
+      </w:pPr>
+      <w:r>
+        <w:rPr>
+          <w:rFonts w:ascii="Cambria Math" w:eastAsiaTheme="minorEastAsia" w:hAnsi="Cambria Math"/>
+        </w:rPr>
+        <w:drawing>
+          <wp:inline distT="0" distB="0" distL="0" distR="0" wp14:anchorId="1BF31DA3" wp14:editId="10E298C1">
+            <wp:extent cx="5266152" cy="3424687"/>
+            <wp:effectExtent l="0" t="0" r="0" b="4445"/>
+            <wp:docPr id="1872398898" name="Picture 1"/>
+            <wp:cNvGraphicFramePr>
+              <a:graphicFrameLocks xmlns:a="http://schemas.openxmlformats.org/drawingml/2006/main" noChangeAspect="1"/>
+            </wp:cNvGraphicFramePr>
+            <a:graphic xmlns:a="http://schemas.openxmlformats.org/drawingml/2006/main">
+              <a:graphicData uri="http://schemas.openxmlformats.org/drawingml/2006/picture">
+                <pic:pic xmlns:pic="http://schemas.openxmlformats.org/drawingml/2006/picture">
+                  <pic:nvPicPr>
+                    <pic:cNvPr id="1872398898" name=""/>
+                    <pic:cNvPicPr/>
+                  </pic:nvPicPr>
+                  <pic:blipFill>
+                    <a:blip r:embed="rId83"/>
+                    <a:stretch>
+                      <a:fillRect/>
+                    </a:stretch>
+                  </pic:blipFill>
+                  <pic:spPr>
+                    <a:xfrm>
+                      <a:off x="0" y="0"/>
+                      <a:ext cx="5278616" cy="3432792"/>
+                    </a:xfrm>
+                    <a:prstGeom prst="rect">
+                      <a:avLst/>
+                    </a:prstGeom>
+                  </pic:spPr>
+                </pic:pic>
+              </a:graphicData>
+            </a:graphic>
+          </wp:inline>
+        </w:drawing>
+      </w:r>
+    </w:p>
+    <w:p>
+      <w:pPr>
+        <w:pStyle w:val="ListParagraph"/>
+        <w:ind w:left="1800"/>
+        <w:rPr>
+          <w:rFonts w:ascii="Cambria Math" w:eastAsiaTheme="minorEastAsia" w:hAnsi="Cambria Math"/>
+        </w:rPr>
+      </w:pPr>
+    </w:p>
+    <w:p>
+      <w:pPr>
+        <w:pStyle w:val="ListParagraph"/>
+        <w:numPr>
+          <w:ilvl w:val="0"/>
+          <w:numId w:val="12"/>
+        </w:numPr>
+        <w:jc w:val="both"/>
+        <w:rPr>
+          <w:rFonts w:ascii="Cambria Math" w:eastAsiaTheme="minorEastAsia" w:hAnsi="Cambria Math"/>
+        </w:rPr>
+      </w:pPr>
+      <w:r>
+        <w:rPr>
+          <w:rFonts w:ascii="Cambria Math" w:eastAsiaTheme="minorEastAsia" w:hAnsi="Cambria Math"/>
+        </w:rPr>
+        <w:t xml:space="preserve">Considering the spring constitutive response plot above, what is likely occurring physically in compression for </w:t>
+      </w:r>
+      <m:oMath>
+        <m:sSub>
+          <m:sSubPr>
+            <m:ctrlPr>
+              <w:rPr>
+                <w:rFonts w:ascii="Cambria Math" w:eastAsiaTheme="minorEastAsia" w:hAnsi="Cambria Math"/>
+                <w:i/>
+              </w:rPr>
+            </m:ctrlPr>
+          </m:sSubPr>
+          <m:e>
+            <m:r>
+              <w:rPr>
+                <w:rFonts w:ascii="Cambria Math" w:eastAsiaTheme="minorEastAsia" w:hAnsi="Cambria Math"/>
+              </w:rPr>
+              <m:t>f</m:t>
+            </m:r>
+          </m:e>
+          <m:sub>
+            <m:r>
+              <w:rPr>
+                <w:rFonts w:ascii="Cambria Math" w:eastAsiaTheme="minorEastAsia" w:hAnsi="Cambria Math"/>
+              </w:rPr>
+              <m:t>s</m:t>
+            </m:r>
+          </m:sub>
+        </m:sSub>
+        <m:r>
+          <w:rPr>
+            <w:rFonts w:ascii="Cambria Math" w:eastAsiaTheme="minorEastAsia" w:hAnsi="Cambria Math"/>
+          </w:rPr>
+          <m:t>&lt;-4N</m:t>
+        </m:r>
+      </m:oMath>
+      <w:r>
+        <w:rPr>
+          <w:rFonts w:ascii="Cambria Math" w:eastAsiaTheme="minorEastAsia" w:hAnsi="Cambria Math"/>
+        </w:rPr>
+        <w:t>?</w:t>
+      </w:r>
+    </w:p>
+    <w:p>
+      <w:pPr>
+        <w:pStyle w:val="ListParagraph"/>
+        <w:ind w:left="1440"/>
+        <w:jc w:val="both"/>
+        <w:rPr>
+          <w:rFonts w:ascii="Cambria Math" w:eastAsiaTheme="minorEastAsia" w:hAnsi="Cambria Math"/>
+        </w:rPr>
+      </w:pPr>
+      <w:proofErr w:type="gramStart"/>
+      <w:r>
+        <w:rPr>
+          <w:rFonts w:ascii="Cambria Math" w:eastAsiaTheme="minorEastAsia" w:hAnsi="Cambria Math"/>
+        </w:rPr>
+        <w:t>The spring</w:t>
+      </w:r>
+      <w:proofErr w:type="gramEnd"/>
+      <w:r>
+        <w:rPr>
+          <w:rFonts w:ascii="Cambria Math" w:eastAsiaTheme="minorEastAsia" w:hAnsi="Cambria Math"/>
+        </w:rPr>
+        <w:t xml:space="preserve"> hits maximum compression, and becomes a normal force</w:t>
+      </w:r>
+    </w:p>
+    <w:p>
+      <w:pPr>
+        <w:pStyle w:val="ListParagraph"/>
+        <w:ind w:left="1080"/>
+        <w:jc w:val="both"/>
+        <w:rPr>
+          <w:rFonts w:ascii="Cambria Math" w:eastAsiaTheme="minorEastAsia" w:hAnsi="Cambria Math"/>
+        </w:rPr>
+      </w:pPr>
+    </w:p>
+    <w:p>
+      <w:pPr>
+        <w:pStyle w:val="ListParagraph"/>
+        <w:numPr>
+          <w:ilvl w:val="0"/>
+          <w:numId w:val="12"/>
+        </w:numPr>
+        <w:jc w:val="both"/>
+        <w:rPr>
+          <w:rFonts w:ascii="Cambria Math" w:eastAsiaTheme="minorEastAsia" w:hAnsi="Cambria Math"/>
+        </w:rPr>
+      </w:pPr>
+      <w:r>
+        <w:rPr>
+          <w:rFonts w:ascii="Cambria Math" w:eastAsiaTheme="minorEastAsia" w:hAnsi="Cambria Math"/>
+        </w:rPr>
+        <w:t xml:space="preserve">According to your result from part b, what </w:t>
+      </w:r>
+      <w:proofErr w:type="spellStart"/>
+      <w:r>
+        <w:rPr>
+          <w:rFonts w:ascii="Cambria Math" w:eastAsiaTheme="minorEastAsia" w:hAnsi="Cambria Math"/>
+        </w:rPr>
+        <w:t>happends</w:t>
+      </w:r>
+      <w:proofErr w:type="spellEnd"/>
+      <w:r>
+        <w:rPr>
+          <w:rFonts w:ascii="Cambria Math" w:eastAsiaTheme="minorEastAsia" w:hAnsi="Cambria Math"/>
+        </w:rPr>
+        <w:t xml:space="preserve"> to the spring’s velocity for </w:t>
+      </w:r>
+      <m:oMath>
+        <m:sSub>
+          <m:sSubPr>
+            <m:ctrlPr>
+              <w:rPr>
+                <w:rFonts w:ascii="Cambria Math" w:eastAsiaTheme="minorEastAsia" w:hAnsi="Cambria Math"/>
+                <w:i/>
+              </w:rPr>
+            </m:ctrlPr>
+          </m:sSubPr>
+          <m:e>
+            <m:r>
+              <w:rPr>
+                <w:rFonts w:ascii="Cambria Math" w:eastAsiaTheme="minorEastAsia" w:hAnsi="Cambria Math"/>
+              </w:rPr>
+              <m:t>f</m:t>
+            </m:r>
+          </m:e>
+          <m:sub>
+            <m:r>
+              <w:rPr>
+                <w:rFonts w:ascii="Cambria Math" w:eastAsiaTheme="minorEastAsia" w:hAnsi="Cambria Math"/>
+              </w:rPr>
+              <m:t>s</m:t>
+            </m:r>
+          </m:sub>
+        </m:sSub>
+        <m:r>
+          <w:rPr>
+            <w:rFonts w:ascii="Cambria Math" w:eastAsiaTheme="minorEastAsia" w:hAnsi="Cambria Math"/>
+          </w:rPr>
+          <m:t xml:space="preserve">&lt;-4N </m:t>
+        </m:r>
+        <m:d>
+          <m:dPr>
+            <m:ctrlPr>
+              <w:rPr>
+                <w:rFonts w:ascii="Cambria Math" w:eastAsiaTheme="minorEastAsia" w:hAnsi="Cambria Math"/>
+                <w:i/>
+              </w:rPr>
+            </m:ctrlPr>
+          </m:dPr>
+          <m:e>
+            <m:sSub>
+              <m:sSubPr>
+                <m:ctrlPr>
+                  <w:rPr>
+                    <w:rFonts w:ascii="Cambria Math" w:eastAsiaTheme="minorEastAsia" w:hAnsi="Cambria Math"/>
+                    <w:i/>
+                  </w:rPr>
+                </m:ctrlPr>
+              </m:sSubPr>
+              <m:e>
+                <m:r>
+                  <w:rPr>
+                    <w:rFonts w:ascii="Cambria Math" w:eastAsiaTheme="minorEastAsia" w:hAnsi="Cambria Math"/>
+                  </w:rPr>
+                  <m:t>x</m:t>
+                </m:r>
+              </m:e>
+              <m:sub>
+                <m:r>
+                  <w:rPr>
+                    <w:rFonts w:ascii="Cambria Math" w:eastAsiaTheme="minorEastAsia" w:hAnsi="Cambria Math"/>
+                  </w:rPr>
+                  <m:t>s</m:t>
+                </m:r>
+              </m:sub>
+            </m:sSub>
+            <m:r>
+              <w:rPr>
+                <w:rFonts w:ascii="Cambria Math" w:eastAsiaTheme="minorEastAsia" w:hAnsi="Cambria Math"/>
+              </w:rPr>
+              <m:t>&lt;-3mm</m:t>
+            </m:r>
+          </m:e>
+        </m:d>
+      </m:oMath>
+    </w:p>
+    <w:p>
+      <w:pPr>
+        <w:pStyle w:val="ListParagraph"/>
+        <w:ind w:left="1440"/>
+        <w:jc w:val="both"/>
+        <w:rPr>
+          <w:rFonts w:ascii="Cambria Math" w:eastAsiaTheme="minorEastAsia" w:hAnsi="Cambria Math"/>
+        </w:rPr>
+      </w:pPr>
+      <w:r>
+        <w:rPr>
+          <w:rFonts w:ascii="Cambria Math" w:eastAsiaTheme="minorEastAsia" w:hAnsi="Cambria Math"/>
+        </w:rPr>
+        <w:t>The velocity approaches infinity at -3mm or -4N.</w:t>
+      </w:r>
+    </w:p>
+    <w:p>
+      <w:pPr>
+        <w:pStyle w:val="ListParagraph"/>
+        <w:ind w:left="1440"/>
+        <w:jc w:val="both"/>
+        <w:rPr>
+          <w:rFonts w:ascii="Cambria Math" w:eastAsiaTheme="minorEastAsia" w:hAnsi="Cambria Math"/>
+        </w:rPr>
+      </w:pPr>
+    </w:p>
+    <w:p>
+      <w:pPr>
+        <w:pStyle w:val="ListParagraph"/>
+        <w:numPr>
+          <w:ilvl w:val="0"/>
+          <w:numId w:val="12"/>
+        </w:numPr>
+        <w:jc w:val="both"/>
+        <w:rPr>
+          <w:rFonts w:ascii="Cambria Math" w:eastAsiaTheme="minorEastAsia" w:hAnsi="Cambria Math"/>
+        </w:rPr>
+      </w:pPr>
+      <w:r>
+        <w:rPr>
+          <w:rFonts w:ascii="Cambria Math" w:eastAsiaTheme="minorEastAsia" w:hAnsi="Cambria Math"/>
+        </w:rPr>
+        <w:t>Is your result from d physically reasonable? Why or why not? If not, how should the code be changed to reflect physical constraints?</w:t>
+      </w:r>
+    </w:p>
+    <w:p>
+      <w:pPr>
+        <w:pStyle w:val="ListParagraph"/>
+        <w:ind w:left="1440"/>
+        <w:jc w:val="both"/>
+        <w:rPr>
+          <w:rFonts w:ascii="Cambria Math" w:eastAsiaTheme="minorEastAsia" w:hAnsi="Cambria Math"/>
+        </w:rPr>
+      </w:pPr>
+      <w:r>
+        <w:rPr>
+          <w:rFonts w:ascii="Cambria Math" w:eastAsiaTheme="minorEastAsia" w:hAnsi="Cambria Math"/>
+        </w:rPr>
+        <w:t xml:space="preserve">The answer is unphysical, because you </w:t>
+      </w:r>
+      <w:proofErr w:type="gramStart"/>
+      <w:r>
+        <w:rPr>
+          <w:rFonts w:ascii="Cambria Math" w:eastAsiaTheme="minorEastAsia" w:hAnsi="Cambria Math"/>
+        </w:rPr>
+        <w:t>cant</w:t>
+      </w:r>
+      <w:proofErr w:type="gramEnd"/>
+      <w:r>
+        <w:rPr>
+          <w:rFonts w:ascii="Cambria Math" w:eastAsiaTheme="minorEastAsia" w:hAnsi="Cambria Math"/>
+        </w:rPr>
+        <w:t xml:space="preserve"> have infinite velocity in real life. For </w:t>
+      </w:r>
+      <w:r>
+        <w:rPr>
+          <w:rFonts w:ascii="Cambria Math" w:eastAsiaTheme="minorEastAsia" w:hAnsi="Cambria Math"/>
+        </w:rPr>
+        <w:t>spring forces less than -4 newtons, the function should output not a number or null to represent an undefined portion of the function.</w:t>
+      </w:r>
+    </w:p>
+    <w:p>
+      <w:pPr>
+        <w:pStyle w:val="ListParagraph"/>
+        <w:ind w:left="1440"/>
+        <w:jc w:val="both"/>
+        <w:rPr>
+          <w:rFonts w:ascii="Cambria Math" w:eastAsiaTheme="minorEastAsia" w:hAnsi="Cambria Math"/>
+        </w:rPr>
+      </w:pPr>
+    </w:p>
+    <w:p>
+      <w:pPr>
+        <w:pStyle w:val="ListParagraph"/>
+        <w:numPr>
+          <w:ilvl w:val="0"/>
+          <w:numId w:val="12"/>
+        </w:numPr>
+        <w:jc w:val="both"/>
+        <w:rPr>
+          <w:rFonts w:ascii="Cambria Math" w:eastAsiaTheme="minorEastAsia" w:hAnsi="Cambria Math"/>
+        </w:rPr>
+      </w:pPr>
+      <w:r>
+        <w:rPr>
+          <w:rFonts w:ascii="Cambria Math" w:eastAsiaTheme="minorEastAsia" w:hAnsi="Cambria Math"/>
+        </w:rPr>
+        <w:t>Would your solution to the problem change if the spring and damper were connected in series instead of parallel? Why or why not.</w:t>
+      </w:r>
+    </w:p>
+    <w:p>
+      <w:pPr>
+        <w:pStyle w:val="ListParagraph"/>
+        <w:ind w:left="1080"/>
+        <w:jc w:val="both"/>
+        <w:rPr>
+          <w:rFonts w:ascii="Cambria Math" w:eastAsiaTheme="minorEastAsia" w:hAnsi="Cambria Math"/>
+        </w:rPr>
+      </w:pPr>
+      <w:r>
+        <w:rPr>
+          <w:rFonts w:ascii="Cambria Math" w:eastAsiaTheme="minorEastAsia" w:hAnsi="Cambria Math"/>
+        </w:rPr>
+        <w:t>Just instinctively, if the length of the damper isn’t limited by the spring, the damper would be allowed to expand or compress forever.</w:t>
+      </w:r>
     </w:p>
     <w:sectPr>
-      <w:headerReference w:type="default" r:id="rId82"/>
+      <w:headerReference w:type="default" r:id="rId84"/>
       <w:pgSz w:w="12240" w:h="15840"/>
       <w:pgMar w:top="1440" w:right="1440" w:bottom="1440" w:left="1440" w:header="720" w:footer="720" w:gutter="0"/>
       <w:cols w:space="720"/>
@@ -8578,7 +9994,7 @@
         <w:rFonts w:hint="default"/>
       </w:rPr>
     </w:lvl>
-    <w:lvl w:ilvl="1" w:tplc="04090019" w:tentative="1">
+    <w:lvl w:ilvl="1" w:tplc="04090019">
       <w:start w:val="1"/>
       <w:numFmt w:val="lowerLetter"/>
       <w:lvlText w:val="%2."/>
@@ -9186,16 +10602,16 @@
     </w:lvl>
   </w:abstractNum>
   <w:abstractNum w:abstractNumId="8" w15:restartNumberingAfterBreak="0">
-    <w:nsid w:val="61AA0880"/>
+    <w:nsid w:val="55F15814"/>
     <w:multiLevelType w:val="hybridMultilevel"/>
-    <w:tmpl w:val="F3582B42"/>
-    <w:lvl w:ilvl="0" w:tplc="7AB849FE">
+    <w:tmpl w:val="0B62033C"/>
+    <w:lvl w:ilvl="0" w:tplc="0B6A2844">
       <w:start w:val="1"/>
-      <w:numFmt w:val="lowerLetter"/>
+      <w:numFmt w:val="lowerRoman"/>
       <w:lvlText w:val="%1."/>
       <w:lvlJc w:val="left"/>
       <w:pPr>
-        <w:ind w:left="1080" w:hanging="360"/>
+        <w:ind w:left="1800" w:hanging="720"/>
       </w:pPr>
       <w:rPr>
         <w:rFonts w:hint="default"/>
@@ -9207,7 +10623,7 @@
       <w:lvlText w:val="%2."/>
       <w:lvlJc w:val="left"/>
       <w:pPr>
-        <w:ind w:left="1800" w:hanging="360"/>
+        <w:ind w:left="2160" w:hanging="360"/>
       </w:pPr>
     </w:lvl>
     <w:lvl w:ilvl="2" w:tplc="0409001B" w:tentative="1">
@@ -9216,7 +10632,7 @@
       <w:lvlText w:val="%3."/>
       <w:lvlJc w:val="right"/>
       <w:pPr>
-        <w:ind w:left="2520" w:hanging="180"/>
+        <w:ind w:left="2880" w:hanging="180"/>
       </w:pPr>
     </w:lvl>
     <w:lvl w:ilvl="3" w:tplc="0409000F" w:tentative="1">
@@ -9225,7 +10641,7 @@
       <w:lvlText w:val="%4."/>
       <w:lvlJc w:val="left"/>
       <w:pPr>
-        <w:ind w:left="3240" w:hanging="360"/>
+        <w:ind w:left="3600" w:hanging="360"/>
       </w:pPr>
     </w:lvl>
     <w:lvl w:ilvl="4" w:tplc="04090019" w:tentative="1">
@@ -9234,7 +10650,7 @@
       <w:lvlText w:val="%5."/>
       <w:lvlJc w:val="left"/>
       <w:pPr>
-        <w:ind w:left="3960" w:hanging="360"/>
+        <w:ind w:left="4320" w:hanging="360"/>
       </w:pPr>
     </w:lvl>
     <w:lvl w:ilvl="5" w:tplc="0409001B" w:tentative="1">
@@ -9243,7 +10659,7 @@
       <w:lvlText w:val="%6."/>
       <w:lvlJc w:val="right"/>
       <w:pPr>
-        <w:ind w:left="4680" w:hanging="180"/>
+        <w:ind w:left="5040" w:hanging="180"/>
       </w:pPr>
     </w:lvl>
     <w:lvl w:ilvl="6" w:tplc="0409000F" w:tentative="1">
@@ -9252,7 +10668,7 @@
       <w:lvlText w:val="%7."/>
       <w:lvlJc w:val="left"/>
       <w:pPr>
-        <w:ind w:left="5400" w:hanging="360"/>
+        <w:ind w:left="5760" w:hanging="360"/>
       </w:pPr>
     </w:lvl>
     <w:lvl w:ilvl="7" w:tplc="04090019" w:tentative="1">
@@ -9261,7 +10677,7 @@
       <w:lvlText w:val="%8."/>
       <w:lvlJc w:val="left"/>
       <w:pPr>
-        <w:ind w:left="6120" w:hanging="360"/>
+        <w:ind w:left="6480" w:hanging="360"/>
       </w:pPr>
     </w:lvl>
     <w:lvl w:ilvl="8" w:tplc="0409001B" w:tentative="1">
@@ -9270,15 +10686,15 @@
       <w:lvlText w:val="%9."/>
       <w:lvlJc w:val="right"/>
       <w:pPr>
-        <w:ind w:left="6840" w:hanging="180"/>
+        <w:ind w:left="7200" w:hanging="180"/>
       </w:pPr>
     </w:lvl>
   </w:abstractNum>
   <w:abstractNum w:abstractNumId="9" w15:restartNumberingAfterBreak="0">
-    <w:nsid w:val="72C40BCA"/>
+    <w:nsid w:val="61AA0880"/>
     <w:multiLevelType w:val="hybridMultilevel"/>
-    <w:tmpl w:val="7CD0A45C"/>
-    <w:lvl w:ilvl="0" w:tplc="88C8CD32">
+    <w:tmpl w:val="F3582B42"/>
+    <w:lvl w:ilvl="0" w:tplc="7AB849FE">
       <w:start w:val="1"/>
       <w:numFmt w:val="lowerLetter"/>
       <w:lvlText w:val="%1."/>
@@ -9364,10 +10780,10 @@
     </w:lvl>
   </w:abstractNum>
   <w:abstractNum w:abstractNumId="10" w15:restartNumberingAfterBreak="0">
-    <w:nsid w:val="74D56852"/>
+    <w:nsid w:val="72C40BCA"/>
     <w:multiLevelType w:val="hybridMultilevel"/>
-    <w:tmpl w:val="C44C2EBA"/>
-    <w:lvl w:ilvl="0" w:tplc="AB82497E">
+    <w:tmpl w:val="7CD0A45C"/>
+    <w:lvl w:ilvl="0" w:tplc="88C8CD32">
       <w:start w:val="1"/>
       <w:numFmt w:val="lowerLetter"/>
       <w:lvlText w:val="%1."/>
@@ -9453,16 +10869,16 @@
     </w:lvl>
   </w:abstractNum>
   <w:abstractNum w:abstractNumId="11" w15:restartNumberingAfterBreak="0">
-    <w:nsid w:val="762D7C89"/>
+    <w:nsid w:val="74D56852"/>
     <w:multiLevelType w:val="hybridMultilevel"/>
-    <w:tmpl w:val="2272E76A"/>
-    <w:lvl w:ilvl="0" w:tplc="E2F8C2EA">
+    <w:tmpl w:val="C44C2EBA"/>
+    <w:lvl w:ilvl="0" w:tplc="AB82497E">
       <w:start w:val="1"/>
-      <w:numFmt w:val="decimal"/>
+      <w:numFmt w:val="lowerLetter"/>
       <w:lvlText w:val="%1."/>
       <w:lvlJc w:val="left"/>
       <w:pPr>
-        <w:ind w:left="1440" w:hanging="360"/>
+        <w:ind w:left="1080" w:hanging="360"/>
       </w:pPr>
       <w:rPr>
         <w:rFonts w:hint="default"/>
@@ -9474,7 +10890,7 @@
       <w:lvlText w:val="%2."/>
       <w:lvlJc w:val="left"/>
       <w:pPr>
-        <w:ind w:left="2160" w:hanging="360"/>
+        <w:ind w:left="1800" w:hanging="360"/>
       </w:pPr>
     </w:lvl>
     <w:lvl w:ilvl="2" w:tplc="0409001B" w:tentative="1">
@@ -9483,7 +10899,7 @@
       <w:lvlText w:val="%3."/>
       <w:lvlJc w:val="right"/>
       <w:pPr>
-        <w:ind w:left="2880" w:hanging="180"/>
+        <w:ind w:left="2520" w:hanging="180"/>
       </w:pPr>
     </w:lvl>
     <w:lvl w:ilvl="3" w:tplc="0409000F" w:tentative="1">
@@ -9492,7 +10908,7 @@
       <w:lvlText w:val="%4."/>
       <w:lvlJc w:val="left"/>
       <w:pPr>
-        <w:ind w:left="3600" w:hanging="360"/>
+        <w:ind w:left="3240" w:hanging="360"/>
       </w:pPr>
     </w:lvl>
     <w:lvl w:ilvl="4" w:tplc="04090019" w:tentative="1">
@@ -9501,7 +10917,7 @@
       <w:lvlText w:val="%5."/>
       <w:lvlJc w:val="left"/>
       <w:pPr>
-        <w:ind w:left="4320" w:hanging="360"/>
+        <w:ind w:left="3960" w:hanging="360"/>
       </w:pPr>
     </w:lvl>
     <w:lvl w:ilvl="5" w:tplc="0409001B" w:tentative="1">
@@ -9510,7 +10926,7 @@
       <w:lvlText w:val="%6."/>
       <w:lvlJc w:val="right"/>
       <w:pPr>
-        <w:ind w:left="5040" w:hanging="180"/>
+        <w:ind w:left="4680" w:hanging="180"/>
       </w:pPr>
     </w:lvl>
     <w:lvl w:ilvl="6" w:tplc="0409000F" w:tentative="1">
@@ -9519,7 +10935,7 @@
       <w:lvlText w:val="%7."/>
       <w:lvlJc w:val="left"/>
       <w:pPr>
-        <w:ind w:left="5760" w:hanging="360"/>
+        <w:ind w:left="5400" w:hanging="360"/>
       </w:pPr>
     </w:lvl>
     <w:lvl w:ilvl="7" w:tplc="04090019" w:tentative="1">
@@ -9528,7 +10944,7 @@
       <w:lvlText w:val="%8."/>
       <w:lvlJc w:val="left"/>
       <w:pPr>
-        <w:ind w:left="6480" w:hanging="360"/>
+        <w:ind w:left="6120" w:hanging="360"/>
       </w:pPr>
     </w:lvl>
     <w:lvl w:ilvl="8" w:tplc="0409001B" w:tentative="1">
@@ -9537,6 +10953,95 @@
       <w:lvlText w:val="%9."/>
       <w:lvlJc w:val="right"/>
       <w:pPr>
+        <w:ind w:left="6840" w:hanging="180"/>
+      </w:pPr>
+    </w:lvl>
+  </w:abstractNum>
+  <w:abstractNum w:abstractNumId="12" w15:restartNumberingAfterBreak="0">
+    <w:nsid w:val="762D7C89"/>
+    <w:multiLevelType w:val="hybridMultilevel"/>
+    <w:tmpl w:val="2272E76A"/>
+    <w:lvl w:ilvl="0" w:tplc="E2F8C2EA">
+      <w:start w:val="1"/>
+      <w:numFmt w:val="decimal"/>
+      <w:lvlText w:val="%1."/>
+      <w:lvlJc w:val="left"/>
+      <w:pPr>
+        <w:ind w:left="1440" w:hanging="360"/>
+      </w:pPr>
+      <w:rPr>
+        <w:rFonts w:hint="default"/>
+      </w:rPr>
+    </w:lvl>
+    <w:lvl w:ilvl="1" w:tplc="04090019" w:tentative="1">
+      <w:start w:val="1"/>
+      <w:numFmt w:val="lowerLetter"/>
+      <w:lvlText w:val="%2."/>
+      <w:lvlJc w:val="left"/>
+      <w:pPr>
+        <w:ind w:left="2160" w:hanging="360"/>
+      </w:pPr>
+    </w:lvl>
+    <w:lvl w:ilvl="2" w:tplc="0409001B" w:tentative="1">
+      <w:start w:val="1"/>
+      <w:numFmt w:val="lowerRoman"/>
+      <w:lvlText w:val="%3."/>
+      <w:lvlJc w:val="right"/>
+      <w:pPr>
+        <w:ind w:left="2880" w:hanging="180"/>
+      </w:pPr>
+    </w:lvl>
+    <w:lvl w:ilvl="3" w:tplc="0409000F" w:tentative="1">
+      <w:start w:val="1"/>
+      <w:numFmt w:val="decimal"/>
+      <w:lvlText w:val="%4."/>
+      <w:lvlJc w:val="left"/>
+      <w:pPr>
+        <w:ind w:left="3600" w:hanging="360"/>
+      </w:pPr>
+    </w:lvl>
+    <w:lvl w:ilvl="4" w:tplc="04090019" w:tentative="1">
+      <w:start w:val="1"/>
+      <w:numFmt w:val="lowerLetter"/>
+      <w:lvlText w:val="%5."/>
+      <w:lvlJc w:val="left"/>
+      <w:pPr>
+        <w:ind w:left="4320" w:hanging="360"/>
+      </w:pPr>
+    </w:lvl>
+    <w:lvl w:ilvl="5" w:tplc="0409001B" w:tentative="1">
+      <w:start w:val="1"/>
+      <w:numFmt w:val="lowerRoman"/>
+      <w:lvlText w:val="%6."/>
+      <w:lvlJc w:val="right"/>
+      <w:pPr>
+        <w:ind w:left="5040" w:hanging="180"/>
+      </w:pPr>
+    </w:lvl>
+    <w:lvl w:ilvl="6" w:tplc="0409000F" w:tentative="1">
+      <w:start w:val="1"/>
+      <w:numFmt w:val="decimal"/>
+      <w:lvlText w:val="%7."/>
+      <w:lvlJc w:val="left"/>
+      <w:pPr>
+        <w:ind w:left="5760" w:hanging="360"/>
+      </w:pPr>
+    </w:lvl>
+    <w:lvl w:ilvl="7" w:tplc="04090019" w:tentative="1">
+      <w:start w:val="1"/>
+      <w:numFmt w:val="lowerLetter"/>
+      <w:lvlText w:val="%8."/>
+      <w:lvlJc w:val="left"/>
+      <w:pPr>
+        <w:ind w:left="6480" w:hanging="360"/>
+      </w:pPr>
+    </w:lvl>
+    <w:lvl w:ilvl="8" w:tplc="0409001B" w:tentative="1">
+      <w:start w:val="1"/>
+      <w:numFmt w:val="lowerRoman"/>
+      <w:lvlText w:val="%9."/>
+      <w:lvlJc w:val="right"/>
+      <w:pPr>
         <w:ind w:left="7200" w:hanging="180"/>
       </w:pPr>
     </w:lvl>
@@ -9545,7 +11050,7 @@
     <w:abstractNumId w:val="0"/>
   </w:num>
   <w:num w:numId="2" w16cid:durableId="1687554239">
-    <w:abstractNumId w:val="9"/>
+    <w:abstractNumId w:val="10"/>
   </w:num>
   <w:num w:numId="3" w16cid:durableId="178545574">
     <w:abstractNumId w:val="4"/>
@@ -9554,7 +11059,7 @@
     <w:abstractNumId w:val="3"/>
   </w:num>
   <w:num w:numId="5" w16cid:durableId="1380325205">
-    <w:abstractNumId w:val="10"/>
+    <w:abstractNumId w:val="11"/>
   </w:num>
   <w:num w:numId="6" w16cid:durableId="285628179">
     <w:abstractNumId w:val="7"/>
@@ -9563,10 +11068,10 @@
     <w:abstractNumId w:val="6"/>
   </w:num>
   <w:num w:numId="8" w16cid:durableId="1489318759">
-    <w:abstractNumId w:val="8"/>
+    <w:abstractNumId w:val="9"/>
   </w:num>
   <w:num w:numId="9" w16cid:durableId="378364350">
-    <w:abstractNumId w:val="11"/>
+    <w:abstractNumId w:val="12"/>
   </w:num>
   <w:num w:numId="10" w16cid:durableId="2111661450">
     <w:abstractNumId w:val="5"/>
@@ -9576,6 +11081,9 @@
   </w:num>
   <w:num w:numId="12" w16cid:durableId="1762026546">
     <w:abstractNumId w:val="1"/>
+  </w:num>
+  <w:num w:numId="13" w16cid:durableId="915020761">
+    <w:abstractNumId w:val="8"/>
   </w:num>
 </w:numbering>
 </file>
@@ -10665,7 +12173,7 @@
     </inkml:brush>
   </inkml:definitions>
   <inkml:trace contextRef="#ctx0" brushRef="#br0">136 34 24575,'-2'22'0,"0"-1"0,-1 0 0,-1 0 0,-1 0 0,-1 0 0,-1-1 0,0 0 0,-13 22 0,-35 95 0,35-62-1365,15-59-5461</inkml:trace>
-  <inkml:trace contextRef="#ctx0" brushRef="#br0" timeOffset="1131.62">161 10 24575,'4'0'0,"6"0"0,4 0 0,5 0 0,3 0 0,1 0 0,2 0 0,0 0 0,0 0 0,0 0 0,-1 0 0,1 0 0,-1 0 0,0 0 0,-4-4 0,-6-2-8191</inkml:trace>
+  <inkml:trace contextRef="#ctx0" brushRef="#br0" timeOffset="1131.61">161 10 24575,'4'0'0,"6"0"0,4 0 0,5 0 0,3 0 0,1 0 0,2 0 0,0 0 0,0 0 0,0 0 0,-1 0 0,1 0 0,-1 0 0,0 0 0,-4-4 0,-6-2-8191</inkml:trace>
   <inkml:trace contextRef="#ctx0" brushRef="#br0" timeOffset="2524.99">113 178 24575,'4'0'0,"6"0"0,4 0 0,5 0 0,3 0 0,1 0 0,2 0 0,-4 4 0,-6 2-8191</inkml:trace>
 </inkml:ink>
 </file>
@@ -11447,7 +12955,7 @@
   </inkml:definitions>
   <inkml:trace contextRef="#ctx0" brushRef="#br0">40 103 24575,'3'149'0,"-6"158"0,0-285-273,0-1 0,-2 0 0,0 0 0,-12 28 0,11-34-6553</inkml:trace>
   <inkml:trace contextRef="#ctx0" brushRef="#br0" timeOffset="589.75">41 54 24575,'84'2'0,"-50"0"0,0-1 0,0-1 0,0-2 0,-1-2 0,51-11 0,-67 10-341,0-2 0,0 0-1,19-12 1</inkml:trace>
-  <inkml:trace contextRef="#ctx0" brushRef="#br0" timeOffset="1098.86">161 341 24575,'4'0'0,"6"0"0,0-4 0,4-1 0,2-1 0,4 2 0,1 1 0,3 2 0,0 0 0,0 0 0,-4 1-8191</inkml:trace>
+  <inkml:trace contextRef="#ctx0" brushRef="#br0" timeOffset="1098.85">161 341 24575,'4'0'0,"6"0"0,0-4 0,4-1 0,2-1 0,4 2 0,1 1 0,3 2 0,0 0 0,0 0 0,-4 1-8191</inkml:trace>
   <inkml:trace contextRef="#ctx0" brushRef="#br0" timeOffset="1835.85">425 438 24575,'-2'24'0,"-1"0"0,-1 0 0,-1-1 0,-2 0 0,-12 33 0,-5 20 0,24-75 0,-1 1 0,0-1 0,1 1 0,-1-1 0,1 1 0,0-1 0,-1 1 0,1-1 0,0 1 0,0-1 0,0 1 0,0-1 0,0 1 0,0 0 0,1-1 0,-1 1 0,0-1 0,1 1 0,-1-1 0,1 1 0,0-1 0,-1 0 0,1 1 0,0-1 0,2 3 0,-2-4 0,1 0 0,0 0 0,-1 0 0,1 0 0,0 0 0,-1 0 0,1 0 0,0 0 0,-1-1 0,1 1 0,0-1 0,-1 1 0,1-1 0,-1 0 0,1 0 0,-1 1 0,0-1 0,1 0 0,-1 0 0,0 0 0,1-1 0,-1 1 0,0 0 0,1-2 0,8-5 0,0 1 0,0 1 0,0-1 0,22-8 0,-23 11 0,1-1 0,-1 0 0,1 0 0,-1-1 0,-1 0 0,1-1 0,8-8 0,8-12-1365,-12 14-5461</inkml:trace>
   <inkml:trace contextRef="#ctx0" brushRef="#br0" timeOffset="2480.92">617 318 24575,'0'576'-1365,"0"-555"-5461</inkml:trace>
 </inkml:ink>
